--- a/pr-preview/pr-121/probability-basics.docx
+++ b/pr-preview/pr-121/probability-basics.docx
@@ -15,7 +15,7 @@
         <w:pStyle w:val="Date"/>
       </w:pPr>
       <w:r>
-        <w:t xml:space="preserve">Last modified: 2026-10-13 19:36:14 (PDT)</w:t>
+        <w:t xml:space="preserve">Last modified: 2026-10-13 21:02:02 (PDT)</w:t>
       </w:r>
     </w:p>
     <w:bookmarkStart w:id="56" w:name="defining-probabilities"/>

--- a/pr-preview/pr-121/probability-basics.docx
+++ b/pr-preview/pr-121/probability-basics.docx
@@ -15,10 +15,10 @@
         <w:pStyle w:val="Date"/>
       </w:pPr>
       <w:r>
-        <w:t xml:space="preserve">Last modified: 2026-10-13 21:02:02 (PDT)</w:t>
+        <w:t xml:space="preserve">Last modified: 2026-10-13 22:26:00 (PDT)</w:t>
       </w:r>
     </w:p>
-    <w:bookmarkStart w:id="56" w:name="defining-probabilities"/>
+    <w:bookmarkStart w:id="57" w:name="defining-probabilities"/>
     <w:p>
       <w:pPr>
         <w:pStyle w:val="Heading2"/>
@@ -2558,10 +2558,22 @@
         <w:t xml:space="preserve">.</w:t>
       </w:r>
     </w:p>
+    <w:bookmarkEnd w:id="30"/>
+    <w:bookmarkStart w:id="31" w:name="rem-partition-sample-space"/>
     <w:p>
       <w:pPr>
         <w:pStyle w:val="FirstParagraph"/>
       </w:pPr>
+      <w:r>
+        <w:rPr>
+          <w:i/>
+          <w:iCs/>
+        </w:rPr>
+        <w:t xml:space="preserve">Remark 1</w:t>
+      </w:r>
+      <w:r>
+        <w:t xml:space="preserve"> (A partition of the sample space). </w:t>
+      </w:r>
       <w:r>
         <w:t xml:space="preserve">A partition of the</w:t>
       </w:r>
@@ -2606,7 +2618,7 @@
         <w:t xml:space="preserve">.</w:t>
       </w:r>
     </w:p>
-    <w:bookmarkEnd w:id="30"/>
+    <w:bookmarkEnd w:id="31"/>
     <w:p>
       <w:pPr>
         <w:pStyle w:val="BodyText"/>
@@ -2648,7 +2660,7 @@
         <w:t xml:space="preserve">to contain at least one outcome.</w:t>
       </w:r>
     </w:p>
-    <w:bookmarkStart w:id="31" w:name="exm-partition"/>
+    <w:bookmarkStart w:id="32" w:name="exm-partition"/>
     <w:p>
       <w:pPr>
         <w:pStyle w:val="BodyText"/>
@@ -3037,8 +3049,8 @@
         <w:t xml:space="preserve">: their union leaves out 3 and 4.</w:t>
       </w:r>
     </w:p>
-    <w:bookmarkEnd w:id="31"/>
-    <w:bookmarkStart w:id="33" w:name="def-probability"/>
+    <w:bookmarkEnd w:id="32"/>
+    <w:bookmarkStart w:id="34" w:name="def-probability"/>
     <w:p>
       <w:pPr>
         <w:pStyle w:val="BodyText"/>
@@ -3167,7 +3179,7 @@
       <w:r>
         <w:t xml:space="preserve"> </w:t>
       </w:r>
-      <w:hyperlink r:id="rId32">
+      <w:hyperlink r:id="rId33">
         <w:r>
           <w:rPr>
             <w:rStyle w:val="Hyperlink"/>
@@ -3261,7 +3273,7 @@
         </m:oMath>
       </m:oMathPara>
     </w:p>
-    <w:bookmarkEnd w:id="33"/>
+    <w:bookmarkEnd w:id="34"/>
     <w:p>
       <w:pPr>
         <w:pStyle w:val="FirstParagraph"/>
@@ -3305,7 +3317,7 @@
         <w:t xml:space="preserve">The two names mean the same thing.</w:t>
       </w:r>
     </w:p>
-    <w:bookmarkStart w:id="35" w:name="exm-probability"/>
+    <w:bookmarkStart w:id="36" w:name="exm-probability"/>
     <w:p>
       <w:pPr>
         <w:pStyle w:val="BodyText"/>
@@ -3555,7 +3567,7 @@
       <w:r>
         <w:t xml:space="preserve">(</w:t>
       </w:r>
-      <w:hyperlink r:id="rId34">
+      <w:hyperlink r:id="rId35">
         <w:r>
           <w:rPr>
             <w:rStyle w:val="Hyperlink"/>
@@ -3575,7 +3587,7 @@
       <w:r>
         <w:t xml:space="preserve"> </w:t>
       </w:r>
-      <w:hyperlink r:id="rId32">
+      <w:hyperlink r:id="rId33">
         <w:r>
           <w:rPr>
             <w:rStyle w:val="Hyperlink"/>
@@ -3849,8 +3861,8 @@
         </m:oMath>
       </m:oMathPara>
     </w:p>
-    <w:bookmarkEnd w:id="35"/>
-    <w:bookmarkStart w:id="37" w:name="cor-probability-finitely-additive"/>
+    <w:bookmarkEnd w:id="36"/>
+    <w:bookmarkStart w:id="38" w:name="cor-probability-finitely-additive"/>
     <w:p>
       <w:pPr>
         <w:pStyle w:val="FirstParagraph"/>
@@ -3888,7 +3900,7 @@
       <w:r>
         <w:t xml:space="preserve"> </w:t>
       </w:r>
-      <w:hyperlink r:id="rId36">
+      <w:hyperlink r:id="rId37">
         <w:r>
           <w:rPr>
             <w:rStyle w:val="Hyperlink"/>
@@ -4110,7 +4122,7 @@
         </m:oMath>
       </m:oMathPara>
     </w:p>
-    <w:bookmarkEnd w:id="37"/>
+    <w:bookmarkEnd w:id="38"/>
     <w:p>
       <w:pPr>
         <w:pStyle w:val="FirstParagraph"/>
@@ -4148,7 +4160,7 @@
       <w:r>
         <w:t xml:space="preserve"> </w:t>
       </w:r>
-      <w:hyperlink r:id="rId38">
+      <w:hyperlink r:id="rId39">
         <w:r>
           <w:rPr>
             <w:rStyle w:val="Hyperlink"/>
@@ -4163,7 +4175,7 @@
         <w:t xml:space="preserve">applies to it.</w:t>
       </w:r>
     </w:p>
-    <w:bookmarkStart w:id="39" w:name="thm-continuity-probability"/>
+    <w:bookmarkStart w:id="40" w:name="thm-continuity-probability"/>
     <w:p>
       <w:pPr>
         <w:pStyle w:val="BodyText"/>
@@ -4389,7 +4401,7 @@
         </m:oMath>
       </m:oMathPara>
     </w:p>
-    <w:bookmarkEnd w:id="39"/>
+    <w:bookmarkEnd w:id="40"/>
     <w:p>
       <w:pPr>
         <w:pStyle w:val="FirstParagraph"/>
@@ -4661,7 +4673,7 @@
       <w:r>
         <w:t xml:space="preserve"> </w:t>
       </w:r>
-      <w:hyperlink r:id="rId40">
+      <w:hyperlink r:id="rId41">
         <w:r>
           <w:rPr>
             <w:rStyle w:val="Hyperlink"/>
@@ -7185,7 +7197,7 @@
         <w:t xml:space="preserve">valid.</w:t>
       </w:r>
     </w:p>
-    <w:bookmarkStart w:id="42" w:name="thm-kolmogorov-axioms"/>
+    <w:bookmarkStart w:id="43" w:name="thm-kolmogorov-axioms"/>
     <w:p>
       <w:pPr>
         <w:pStyle w:val="BodyText"/>
@@ -7455,7 +7467,7 @@
       <w:r>
         <w:t xml:space="preserve"> </w:t>
       </w:r>
-      <w:hyperlink r:id="rId41">
+      <w:hyperlink r:id="rId42">
         <w:r>
           <w:rPr>
             <w:rStyle w:val="Hyperlink"/>
@@ -7690,7 +7702,7 @@
         </m:oMath>
       </m:oMathPara>
     </w:p>
-    <w:bookmarkEnd w:id="42"/>
+    <w:bookmarkEnd w:id="43"/>
     <w:p>
       <w:pPr>
         <w:pStyle w:val="FirstParagraph"/>
@@ -7734,7 +7746,7 @@
       <w:r>
         <w:t xml:space="preserve"> </w:t>
       </w:r>
-      <w:hyperlink r:id="rId32">
+      <w:hyperlink r:id="rId33">
         <w:r>
           <w:rPr>
             <w:rStyle w:val="Hyperlink"/>
@@ -7748,7 +7760,7 @@
       <w:r>
         <w:t xml:space="preserve"> </w:t>
       </w:r>
-      <w:hyperlink r:id="rId43">
+      <w:hyperlink r:id="rId44">
         <w:r>
           <w:rPr>
             <w:rStyle w:val="Hyperlink"/>
@@ -7976,7 +7988,7 @@
       <w:r>
         <w:t xml:space="preserve"> </w:t>
       </w:r>
-      <w:hyperlink r:id="rId41">
+      <w:hyperlink r:id="rId42">
         <w:r>
           <w:rPr>
             <w:rStyle w:val="Hyperlink"/>
@@ -7996,7 +8008,7 @@
       <w:r>
         <w:t xml:space="preserve"> </w:t>
       </w:r>
-      <w:hyperlink r:id="rId44">
+      <w:hyperlink r:id="rId45">
         <w:r>
           <w:rPr>
             <w:rStyle w:val="Hyperlink"/>
@@ -8158,7 +8170,7 @@
       <w:r>
         <w:t xml:space="preserve"> </w:t>
       </w:r>
-      <w:hyperlink r:id="rId32">
+      <w:hyperlink r:id="rId33">
         <w:r>
           <w:rPr>
             <w:rStyle w:val="Hyperlink"/>
@@ -8312,7 +8324,7 @@
       <w:r>
         <w:t xml:space="preserve"> </w:t>
       </w:r>
-      <w:hyperlink r:id="rId45">
+      <w:hyperlink r:id="rId46">
         <w:r>
           <w:rPr>
             <w:rStyle w:val="Hyperlink"/>
@@ -8377,7 +8389,7 @@
         <w:t xml:space="preserve">the proof above derives it.</w:t>
       </w:r>
     </w:p>
-    <w:bookmarkStart w:id="46" w:name="thm-prob-subset"/>
+    <w:bookmarkStart w:id="47" w:name="thm-prob-subset"/>
     <w:p>
       <w:pPr>
         <w:pStyle w:val="BodyText"/>
@@ -8509,7 +8521,7 @@
         <w:t xml:space="preserve">.</w:t>
       </w:r>
     </w:p>
-    <w:bookmarkEnd w:id="46"/>
+    <w:bookmarkEnd w:id="47"/>
     <w:p>
       <w:pPr>
         <w:pStyle w:val="BodyText"/>
@@ -8673,7 +8685,7 @@
         <w:t xml:space="preserve">.</w:t>
       </w:r>
     </w:p>
-    <w:bookmarkStart w:id="47" w:name="thm-total-prob-1"/>
+    <w:bookmarkStart w:id="48" w:name="thm-total-prob-1"/>
     <w:p>
       <w:pPr>
         <w:pStyle w:val="BodyText"/>
@@ -8809,7 +8821,7 @@
         </m:oMath>
       </m:oMathPara>
     </w:p>
-    <w:bookmarkEnd w:id="47"/>
+    <w:bookmarkEnd w:id="48"/>
     <w:p>
       <w:pPr>
         <w:pStyle w:val="FirstParagraph"/>
@@ -9116,7 +9128,7 @@
         </m:oMath>
       </m:oMathPara>
     </w:p>
-    <w:bookmarkStart w:id="48" w:name="cor-p-neg0"/>
+    <w:bookmarkStart w:id="49" w:name="cor-p-neg0"/>
     <w:p>
       <w:pPr>
         <w:pStyle w:val="FirstParagraph"/>
@@ -9221,7 +9233,7 @@
         </m:oMath>
       </m:oMathPara>
     </w:p>
-    <w:bookmarkEnd w:id="48"/>
+    <w:bookmarkEnd w:id="49"/>
     <w:p>
       <w:pPr>
         <w:pStyle w:val="FirstParagraph"/>
@@ -9286,7 +9298,7 @@
         <w:t xml:space="preserve">.</w:t>
       </w:r>
     </w:p>
-    <w:bookmarkStart w:id="49" w:name="cor-p-neg"/>
+    <w:bookmarkStart w:id="50" w:name="cor-p-neg"/>
     <w:p>
       <w:pPr>
         <w:pStyle w:val="BodyText"/>
@@ -9446,7 +9458,7 @@
         </m:oMath>
       </m:oMathPara>
     </w:p>
-    <w:bookmarkEnd w:id="49"/>
+    <w:bookmarkEnd w:id="50"/>
     <w:p>
       <w:pPr>
         <w:pStyle w:val="FirstParagraph"/>
@@ -9630,7 +9642,7 @@
         </m:oMath>
       </m:oMathPara>
     </w:p>
-    <w:bookmarkStart w:id="50" w:name="exm-p-neg"/>
+    <w:bookmarkStart w:id="51" w:name="exm-p-neg"/>
     <w:p>
       <w:pPr>
         <w:pStyle w:val="FirstParagraph"/>
@@ -9760,8 +9772,8 @@
         <w:t xml:space="preserve">.</w:t>
       </w:r>
     </w:p>
-    <w:bookmarkEnd w:id="50"/>
-    <w:bookmarkStart w:id="52" w:name="def-random-choice"/>
+    <w:bookmarkEnd w:id="51"/>
+    <w:bookmarkStart w:id="53" w:name="def-random-choice"/>
     <w:p>
       <w:pPr>
         <w:pStyle w:val="BodyText"/>
@@ -9796,7 +9808,7 @@
       <w:r>
         <w:t xml:space="preserve"> </w:t>
       </w:r>
-      <w:hyperlink r:id="rId32">
+      <w:hyperlink r:id="rId33">
         <w:r>
           <w:rPr>
             <w:rStyle w:val="Hyperlink"/>
@@ -9981,7 +9993,7 @@
       <w:r>
         <w:t xml:space="preserve"> </w:t>
       </w:r>
-      <w:hyperlink r:id="rId51">
+      <w:hyperlink r:id="rId52">
         <w:r>
           <w:rPr>
             <w:rStyle w:val="Hyperlink"/>
@@ -10007,8 +10019,8 @@
         <w:t xml:space="preserve">.</w:t>
       </w:r>
     </w:p>
-    <w:bookmarkEnd w:id="52"/>
-    <w:bookmarkStart w:id="54" w:name="exm-random-choice-sets"/>
+    <w:bookmarkEnd w:id="53"/>
+    <w:bookmarkStart w:id="55" w:name="exm-random-choice-sets"/>
     <w:p>
       <w:pPr>
         <w:pStyle w:val="BodyText"/>
@@ -10094,7 +10106,7 @@
       <w:r>
         <w:t xml:space="preserve"> </w:t>
       </w:r>
-      <w:hyperlink r:id="rId34">
+      <w:hyperlink r:id="rId35">
         <w:r>
           <w:rPr>
             <w:rStyle w:val="Hyperlink"/>
@@ -10445,7 +10457,7 @@
       <w:r>
         <w:t xml:space="preserve"> </w:t>
       </w:r>
-      <w:hyperlink r:id="rId53">
+      <w:hyperlink r:id="rId54">
         <m:oMath>
           <m:r>
             <m:rPr>
@@ -10510,8 +10522,8 @@
         <w:t xml:space="preserve">so they have no choice at random in this sense.</w:t>
       </w:r>
     </w:p>
-    <w:bookmarkEnd w:id="54"/>
-    <w:bookmarkStart w:id="55" w:name="exm-random-choice-auto"/>
+    <w:bookmarkEnd w:id="55"/>
+    <w:bookmarkStart w:id="56" w:name="exm-random-choice-auto"/>
     <w:p>
       <w:pPr>
         <w:pStyle w:val="BodyText"/>
@@ -10810,9 +10822,9 @@
         <w:t xml:space="preserve">#&gt; [1] 0.5076531</w:t>
       </w:r>
     </w:p>
-    <w:bookmarkEnd w:id="55"/>
     <w:bookmarkEnd w:id="56"/>
-    <w:bookmarkStart w:id="79" w:name="conditional-probability"/>
+    <w:bookmarkEnd w:id="57"/>
+    <w:bookmarkStart w:id="80" w:name="conditional-probability"/>
     <w:p>
       <w:pPr>
         <w:pStyle w:val="Heading2"/>
@@ -10821,7 +10833,7 @@
         <w:t xml:space="preserve">2 Conditional probability</w:t>
       </w:r>
     </w:p>
-    <w:bookmarkStart w:id="57" w:name="def-conditional-prob"/>
+    <w:bookmarkStart w:id="58" w:name="def-conditional-prob"/>
     <w:p>
       <w:pPr>
         <w:pStyle w:val="FirstParagraph"/>
@@ -11118,7 +11130,7 @@
         </m:oMath>
       </m:oMathPara>
     </w:p>
-    <w:bookmarkEnd w:id="57"/>
+    <w:bookmarkEnd w:id="58"/>
     <w:p>
       <w:pPr>
         <w:pStyle w:val="FirstParagraph"/>
@@ -11250,7 +11262,7 @@
         <w:t xml:space="preserve">.</w:t>
       </w:r>
     </w:p>
-    <w:bookmarkStart w:id="58" w:name="exm-conditional-prob"/>
+    <w:bookmarkStart w:id="59" w:name="exm-conditional-prob"/>
     <w:p>
       <w:pPr>
         <w:pStyle w:val="BodyText"/>
@@ -11654,8 +11666,8 @@
         </m:oMath>
       </m:oMathPara>
     </w:p>
-    <w:bookmarkEnd w:id="58"/>
-    <w:bookmarkStart w:id="59" w:name="thm-law-conditional-prob"/>
+    <w:bookmarkEnd w:id="59"/>
+    <w:bookmarkStart w:id="60" w:name="thm-law-conditional-prob"/>
     <w:p>
       <w:pPr>
         <w:pStyle w:val="FirstParagraph"/>
@@ -11845,7 +11857,7 @@
         </m:oMath>
       </m:oMathPara>
     </w:p>
-    <w:bookmarkEnd w:id="59"/>
+    <w:bookmarkEnd w:id="60"/>
     <w:p>
       <w:pPr>
         <w:pStyle w:val="FirstParagraph"/>
@@ -12145,7 +12157,7 @@
         </m:oMath>
       </m:oMathPara>
     </w:p>
-    <w:bookmarkStart w:id="60" w:name="exm-law-conditional-prob"/>
+    <w:bookmarkStart w:id="61" w:name="exm-law-conditional-prob"/>
     <w:p>
       <w:pPr>
         <w:pStyle w:val="FirstParagraph"/>
@@ -12477,8 +12489,8 @@
         </m:oMath>
       </m:oMathPara>
     </w:p>
-    <w:bookmarkEnd w:id="60"/>
-    <w:bookmarkStart w:id="61" w:name="thm-total-prob"/>
+    <w:bookmarkEnd w:id="61"/>
+    <w:bookmarkStart w:id="62" w:name="thm-total-prob"/>
     <w:p>
       <w:pPr>
         <w:pStyle w:val="FirstParagraph"/>
@@ -12797,7 +12809,7 @@
         </m:oMath>
       </m:oMathPara>
     </w:p>
-    <w:bookmarkEnd w:id="61"/>
+    <w:bookmarkEnd w:id="62"/>
     <w:p>
       <w:pPr>
         <w:pStyle w:val="FirstParagraph"/>
@@ -12971,7 +12983,7 @@
       <w:r>
         <w:t xml:space="preserve"> </w:t>
       </w:r>
-      <w:hyperlink r:id="rId41">
+      <w:hyperlink r:id="rId42">
         <w:r>
           <w:rPr>
             <w:rStyle w:val="Hyperlink"/>
@@ -13320,7 +13332,7 @@
         </m:oMath>
       </m:oMathPara>
     </w:p>
-    <w:bookmarkStart w:id="62" w:name="thm-bayes"/>
+    <w:bookmarkStart w:id="63" w:name="thm-bayes"/>
     <w:p>
       <w:pPr>
         <w:pStyle w:val="FirstParagraph"/>
@@ -13581,7 +13593,7 @@
         </m:oMath>
       </m:oMathPara>
     </w:p>
-    <w:bookmarkEnd w:id="62"/>
+    <w:bookmarkEnd w:id="63"/>
     <w:p>
       <w:pPr>
         <w:pStyle w:val="FirstParagraph"/>
@@ -14028,7 +14040,7 @@
         </m:oMath>
       </m:oMathPara>
     </w:p>
-    <w:bookmarkStart w:id="63" w:name="exm-bayes"/>
+    <w:bookmarkStart w:id="64" w:name="exm-bayes"/>
     <w:p>
       <w:pPr>
         <w:pStyle w:val="FirstParagraph"/>
@@ -15070,8 +15082,8 @@
         <w:t xml:space="preserve">because the disease prevalence is relatively low (7%).</w:t>
       </w:r>
     </w:p>
-    <w:bookmarkEnd w:id="63"/>
-    <w:bookmarkStart w:id="64" w:name="exr-bayes"/>
+    <w:bookmarkEnd w:id="64"/>
+    <w:bookmarkStart w:id="65" w:name="exr-bayes"/>
     <w:p>
       <w:pPr>
         <w:pStyle w:val="BodyText"/>
@@ -15409,8 +15421,8 @@
         <w:t xml:space="preserve">, and none of them jointly.</w:t>
       </w:r>
     </w:p>
-    <w:bookmarkEnd w:id="64"/>
-    <w:bookmarkStart w:id="66" w:name="sol-bayes"/>
+    <w:bookmarkEnd w:id="65"/>
+    <w:bookmarkStart w:id="67" w:name="sol-bayes"/>
     <w:p>
       <w:pPr>
         <w:pStyle w:val="BodyText"/>
@@ -15724,7 +15736,7 @@
       <w:pPr>
         <w:pStyle w:val="BodyText"/>
       </w:pPr>
-      <w:bookmarkStart w:id="65" w:name="eq-bayes"/>
+      <w:bookmarkStart w:id="66" w:name="eq-bayes"/>
       <m:oMathPara>
         <m:oMathParaPr>
           <m:jc m:val="center"/>
@@ -15870,7 +15882,7 @@
           </m:r>
         </m:oMath>
       </m:oMathPara>
-      <w:bookmarkEnd w:id="65"/>
+      <w:bookmarkEnd w:id="66"/>
     </w:p>
     <w:p>
       <w:pPr>
@@ -16451,8 +16463,8 @@
         <w:t xml:space="preserve">decreases it.</w:t>
       </w:r>
     </w:p>
-    <w:bookmarkEnd w:id="66"/>
-    <w:bookmarkStart w:id="67" w:name="exr-base-rate"/>
+    <w:bookmarkEnd w:id="67"/>
+    <w:bookmarkStart w:id="68" w:name="exr-base-rate"/>
     <w:p>
       <w:pPr>
         <w:pStyle w:val="BodyText"/>
@@ -16557,8 +16569,8 @@
         <w:t xml:space="preserve">.</w:t>
       </w:r>
     </w:p>
-    <w:bookmarkEnd w:id="67"/>
-    <w:bookmarkStart w:id="68" w:name="sol-base-rate"/>
+    <w:bookmarkEnd w:id="68"/>
+    <w:bookmarkStart w:id="69" w:name="sol-base-rate"/>
     <w:p>
       <w:pPr>
         <w:pStyle w:val="BodyText"/>
@@ -17523,7 +17535,7 @@
         <w:t xml:space="preserve">and it illustrates why raw accuracy can be misleading on rare events.</w:t>
       </w:r>
     </w:p>
-    <w:bookmarkEnd w:id="68"/>
+    <w:bookmarkEnd w:id="69"/>
     <w:tbl>
       <w:tblPr>
         <w:tblStyle w:val="Table"/>
@@ -17565,18 +17577,18 @@
                 <wp:inline>
                   <wp:extent cx="152400" cy="152400"/>
                   <wp:effectExtent b="0" l="0" r="0" t="0"/>
-                  <wp:docPr descr="" title="" id="70" name="Picture"/>
+                  <wp:docPr descr="" title="" id="71" name="Picture"/>
                   <a:graphic>
                     <a:graphicData uri="http://schemas.openxmlformats.org/drawingml/2006/picture">
                       <pic:pic>
                         <pic:nvPicPr>
-                          <pic:cNvPr descr="/opt/quarto/share/formats/docx/tip.png" id="71" name="Picture"/>
+                          <pic:cNvPr descr="/opt/quarto/share/formats/docx/tip.png" id="72" name="Picture"/>
                           <pic:cNvPicPr>
                             <a:picLocks noChangeArrowheads="1" noChangeAspect="1"/>
                           </pic:cNvPicPr>
                         </pic:nvPicPr>
                         <pic:blipFill>
-                          <a:blip r:embed="rId69"/>
+                          <a:blip r:embed="rId70"/>
                           <a:stretch>
                             <a:fillRect/>
                           </a:stretch>
@@ -17638,7 +17650,7 @@
             <w:r>
               <w:t xml:space="preserve"> </w:t>
             </w:r>
-            <w:hyperlink r:id="rId72">
+            <w:hyperlink r:id="rId73">
               <w:r>
                 <w:rPr>
                   <w:rStyle w:val="Hyperlink"/>
@@ -17682,7 +17694,7 @@
             <w:r>
               <w:t xml:space="preserve"> </w:t>
             </w:r>
-            <w:hyperlink r:id="rId73">
+            <w:hyperlink r:id="rId74">
               <w:r>
                 <w:rPr>
                   <w:rStyle w:val="Hyperlink"/>
@@ -17747,18 +17759,18 @@
                 <wp:inline>
                   <wp:extent cx="152400" cy="152400"/>
                   <wp:effectExtent b="0" l="0" r="0" t="0"/>
-                  <wp:docPr descr="" title="" id="74" name="Picture"/>
+                  <wp:docPr descr="" title="" id="75" name="Picture"/>
                   <a:graphic>
                     <a:graphicData uri="http://schemas.openxmlformats.org/drawingml/2006/picture">
                       <pic:pic>
                         <pic:nvPicPr>
-                          <pic:cNvPr descr="/opt/quarto/share/formats/docx/tip.png" id="75" name="Picture"/>
+                          <pic:cNvPr descr="/opt/quarto/share/formats/docx/tip.png" id="76" name="Picture"/>
                           <pic:cNvPicPr>
                             <a:picLocks noChangeArrowheads="1" noChangeAspect="1"/>
                           </pic:cNvPicPr>
                         </pic:nvPicPr>
                         <pic:blipFill>
-                          <a:blip r:embed="rId69"/>
+                          <a:blip r:embed="rId70"/>
                           <a:stretch>
                             <a:fillRect/>
                           </a:stretch>
@@ -17820,7 +17832,7 @@
             <w:r>
               <w:t xml:space="preserve"> </w:t>
             </w:r>
-            <w:hyperlink r:id="rId76">
+            <w:hyperlink r:id="rId77">
               <w:r>
                 <w:rPr>
                   <w:rStyle w:val="Hyperlink"/>
@@ -17870,7 +17882,7 @@
       <w:r>
         <w:t xml:space="preserve"> </w:t>
       </w:r>
-      <w:hyperlink r:id="rId77">
+      <w:hyperlink r:id="rId78">
         <w:r>
           <w:rPr>
             <w:rStyle w:val="Hyperlink"/>
@@ -17887,7 +17899,7 @@
       <w:r>
         <w:t xml:space="preserve"> </w:t>
       </w:r>
-      <w:hyperlink r:id="rId78">
+      <w:hyperlink r:id="rId79">
         <w:r>
           <w:rPr>
             <w:rStyle w:val="Hyperlink"/>
@@ -17899,8 +17911,8 @@
         <w:t xml:space="preserve">.</w:t>
       </w:r>
     </w:p>
-    <w:bookmarkEnd w:id="79"/>
-    <w:bookmarkStart w:id="90" w:name="references"/>
+    <w:bookmarkEnd w:id="80"/>
+    <w:bookmarkStart w:id="91" w:name="references"/>
     <w:p>
       <w:pPr>
         <w:pStyle w:val="Heading2"/>
@@ -17909,8 +17921,8 @@
         <w:t xml:space="preserve">References</w:t>
       </w:r>
     </w:p>
-    <w:bookmarkStart w:id="89" w:name="refs"/>
-    <w:bookmarkStart w:id="81" w:name="ref-fiveminuteai_probstat"/>
+    <w:bookmarkStart w:id="90" w:name="refs"/>
+    <w:bookmarkStart w:id="82" w:name="ref-fiveminuteai_probstat"/>
     <w:p>
       <w:pPr>
         <w:pStyle w:val="Bibliography"/>
@@ -17934,7 +17946,7 @@
       <w:r>
         <w:t xml:space="preserve"> </w:t>
       </w:r>
-      <w:hyperlink r:id="rId80">
+      <w:hyperlink r:id="rId81">
         <w:r>
           <w:rPr>
             <w:rStyle w:val="Hyperlink"/>
@@ -17946,8 +17958,8 @@
         <w:t xml:space="preserve">.</w:t>
       </w:r>
     </w:p>
-    <w:bookmarkEnd w:id="81"/>
-    <w:bookmarkStart w:id="83" w:name="ref-CaseBerg01"/>
+    <w:bookmarkEnd w:id="82"/>
+    <w:bookmarkStart w:id="84" w:name="ref-CaseBerg01"/>
     <w:p>
       <w:pPr>
         <w:pStyle w:val="Bibliography"/>
@@ -17971,7 +17983,7 @@
       <w:r>
         <w:t xml:space="preserve"> </w:t>
       </w:r>
-      <w:hyperlink r:id="rId82">
+      <w:hyperlink r:id="rId83">
         <w:r>
           <w:rPr>
             <w:rStyle w:val="Hyperlink"/>
@@ -17983,8 +17995,8 @@
         <w:t xml:space="preserve">.</w:t>
       </w:r>
     </w:p>
-    <w:bookmarkEnd w:id="83"/>
-    <w:bookmarkStart w:id="84" w:name="ref-hutchinson2024data471"/>
+    <w:bookmarkEnd w:id="84"/>
+    <w:bookmarkStart w:id="85" w:name="ref-hutchinson2024data471"/>
     <w:p>
       <w:pPr>
         <w:pStyle w:val="Bibliography"/>
@@ -18020,8 +18032,8 @@
         <w:t xml:space="preserve">. Western Washington University.</w:t>
       </w:r>
     </w:p>
-    <w:bookmarkEnd w:id="84"/>
-    <w:bookmarkStart w:id="86" w:name="ref-hutchinson_wwu_ml_videos"/>
+    <w:bookmarkEnd w:id="85"/>
+    <w:bookmarkStart w:id="87" w:name="ref-hutchinson_wwu_ml_videos"/>
     <w:p>
       <w:pPr>
         <w:pStyle w:val="Bibliography"/>
@@ -18087,7 +18099,7 @@
       <w:r>
         <w:t xml:space="preserve"> </w:t>
       </w:r>
-      <w:hyperlink r:id="rId85">
+      <w:hyperlink r:id="rId86">
         <w:r>
           <w:rPr>
             <w:rStyle w:val="Hyperlink"/>
@@ -18099,8 +18111,8 @@
         <w:t xml:space="preserve">.</w:t>
       </w:r>
     </w:p>
-    <w:bookmarkEnd w:id="86"/>
-    <w:bookmarkStart w:id="88" w:name="ref-ross-probsim"/>
+    <w:bookmarkEnd w:id="87"/>
+    <w:bookmarkStart w:id="89" w:name="ref-ross-probsim"/>
     <w:p>
       <w:pPr>
         <w:pStyle w:val="Bibliography"/>
@@ -18124,7 +18136,7 @@
       <w:r>
         <w:t xml:space="preserve"> </w:t>
       </w:r>
-      <w:hyperlink r:id="rId87">
+      <w:hyperlink r:id="rId88">
         <w:r>
           <w:rPr>
             <w:rStyle w:val="Hyperlink"/>
@@ -18136,9 +18148,9 @@
         <w:t xml:space="preserve">.</w:t>
       </w:r>
     </w:p>
-    <w:bookmarkEnd w:id="88"/>
     <w:bookmarkEnd w:id="89"/>
     <w:bookmarkEnd w:id="90"/>
+    <w:bookmarkEnd w:id="91"/>
     <w:sectPr>
       <w:footnotePr>
         <w:numRestart w:val="eachSect"/>

--- a/pr-preview/pr-121/probability-basics.docx
+++ b/pr-preview/pr-121/probability-basics.docx
@@ -15,7 +15,7 @@
         <w:pStyle w:val="Date"/>
       </w:pPr>
       <w:r>
-        <w:t xml:space="preserve">Last modified: 2026-10-13 22:26:00 (PDT)</w:t>
+        <w:t xml:space="preserve">Last modified: 2026-10-13 22:32:51 (PDT)</w:t>
       </w:r>
     </w:p>
     <w:bookmarkStart w:id="57" w:name="defining-probabilities"/>
